--- a/ответы/умный-дом-бюджет-экосистемы.docx
+++ b/ответы/умный-дом-бюджет-экосистемы.docx
@@ -2,21 +2,30 @@
 <file path=word/document.xml><?xml version="1.0" encoding="utf-8"?>
 <w:document xmlns:wpc="http://schemas.microsoft.com/office/word/2010/wordprocessingCanvas" xmlns:cx="http://schemas.microsoft.com/office/drawing/2014/chartex" xmlns:cx1="http://schemas.microsoft.com/office/drawing/2015/9/8/chartex" xmlns:cx2="http://schemas.microsoft.com/office/drawing/2015/10/21/chartex" xmlns:cx3="http://schemas.microsoft.com/office/drawing/2016/5/9/chartex" xmlns:cx4="http://schemas.microsoft.com/office/drawing/2016/5/10/chartex" xmlns:cx5="http://schemas.microsoft.com/office/drawing/2016/5/11/chartex" xmlns:cx6="http://schemas.microsoft.com/office/drawing/2016/5/12/chartex" xmlns:cx7="http://schemas.microsoft.com/office/drawing/2016/5/13/chartex" xmlns:cx8="http://schemas.microsoft.com/office/drawing/2016/5/14/chartex" xmlns:mc="http://schemas.openxmlformats.org/markup-compatibility/2006" xmlns:aink="http://schemas.microsoft.com/office/drawing/2016/ink" xmlns:am3d="http://schemas.microsoft.com/office/drawing/2017/model3d" xmlns:o="urn:schemas-microsoft-com:office:office" xmlns:oel="http://schemas.microsoft.com/office/2019/extlst" xmlns:r="http://schemas.openxmlformats.org/officeDocument/2006/relationships" xmlns:m="http://schemas.openxmlformats.org/officeDocument/2006/math" xmlns:v="urn:schemas-microsoft-com:vml" xmlns:wp14="http://schemas.microsoft.com/office/word/2010/wordprocessingDrawing" xmlns:wp="http://schemas.openxmlformats.org/drawingml/2006/wordprocessingDrawing" xmlns:w10="urn:schemas-microsoft-com:office:word" xmlns:w="http://schemas.openxmlformats.org/wordprocessingml/2006/main" xmlns:w14="http://schemas.microsoft.com/office/word/2010/wordml" xmlns:w15="http://schemas.microsoft.com/office/word/2012/wordml" xmlns:w16cex="http://schemas.microsoft.com/office/word/2018/wordml/cex" xmlns:w16cid="http://schemas.microsoft.com/office/word/2016/wordml/cid" xmlns:w16="http://schemas.microsoft.com/office/word/2018/wordml" xmlns:w16sdtdh="http://schemas.microsoft.com/office/word/2020/wordml/sdtdatahash" xmlns:w16se="http://schemas.microsoft.com/office/word/2015/wordml/symex" xmlns:wpg="http://schemas.microsoft.com/office/word/2010/wordprocessingGroup" xmlns:wpi="http://schemas.microsoft.com/office/word/2010/wordprocessingInk" xmlns:wne="http://schemas.microsoft.com/office/word/2006/wordml" xmlns:wps="http://schemas.microsoft.com/office/word/2010/wordprocessingShape" mc:Ignorable="w14 w15 w16se w16cid w16 w16cex w16sdtdh wp14">
   <w:body>
-    <w:p/>
-    <w:p>
-      <w:pPr>
-        <w:pStyle w:val="2"/>
-        <w:rPr>
-          <w:color w:val="auto"/>
-        </w:rPr>
-      </w:pPr>
-      <w:r>
-        <w:rPr>
-          <w:color w:val="auto"/>
-        </w:rPr>
+    <w:p>
+      <w:r>
+        <w:t>Умный дом в Москве: бюджеты, устройства и экосистемы</w:t>
+      </w:r>
+    </w:p>
+    <w:p/>
+    <w:p>
+      <w:r>
+        <w:t>Экспертный комментарий для СМИ</w:t>
+      </w:r>
+    </w:p>
+    <w:p>
+      <w:r>
+        <w:t>Дата: 2026-06-16</w:t>
+      </w:r>
+    </w:p>
+    <w:p/>
+    <w:p/>
+    <w:p>
+      <w:r>
         <w:t>Каков минимальный и премиальный бюджет на создание «умного дома»?</w:t>
       </w:r>
     </w:p>
+    <w:p/>
     <w:p>
       <w:r>
         <w:t>Вопрос бюджета на умный дом напрямую зависит от того, что именно вы понимаете под этим словосочетанием — и здесь важно сразу разграничить два принципиально разных класса решений.</w:t>
@@ -25,51 +34,35 @@
     <w:p/>
     <w:p>
       <w:r>
-        <w:t>Минимальный порог входа — около 100 000 рублей. За эти деньги можно собрать беспроводной умный дом: голосовая колонка, несколько умных лампочек и розеток, датчики температуры или протечки. Это, по сути, «пробники» технологии — они выполняют минимальный набор функций и дают почувствовать, что такое автоматизация быта. Но нужно понимать их ограничения: беспроводные девайсы не работают без интернета, а значит, при обрыве связи дом перестаёт быть «умным».</w:t>
-      </w:r>
-    </w:p>
-    <w:p/>
-    <w:p>
-      <w:r>
-        <w:t xml:space="preserve">Есть и другой аспект, о котором редко говорят открыто. Голосовые колонки записывают фрагменты разговоров и используют их для рекламных алгоритмов: формирования профиля пользователя, понимания его интересов и потребительского поведения. Это подтверждено исследованием </w:t>
-      </w:r>
-      <w:proofErr w:type="spellStart"/>
-      <w:r>
-        <w:t>Роскачества</w:t>
-      </w:r>
-      <w:proofErr w:type="spellEnd"/>
-      <w:r>
-        <w:t>. Кроме того, при наличии соответствующего запроса правоохранительные органы могут получить эти данные с серверов производителя. Это не повод отказываться от технологии, но это нужно знать.</w:t>
-      </w:r>
-    </w:p>
-    <w:p/>
-    <w:p>
-      <w:r>
-        <w:t>Профессиональный умный дом — от 500 000 до 1 000 000 рублей и выше. Для средней квартиры площадью до 100 кв. м бюджет составит 500–700 тысяч рублей. Для загородного дома площадью около 250 кв. м — от 1 миллиона. В эту сумму входит комплексное управление всем нижеперечисленным: освещение, отопление, шторы и жалюзи, домашний кинотеатр, вентиляция, кондиционирование, тёплые полы, телевизоры, удалённый доступ и видеонаблюдение.</w:t>
-      </w:r>
-    </w:p>
-    <w:p/>
-    <w:p>
-      <w:r>
-        <w:t>Это решение другого класса: длительный срок службы оборудования, расширенные гарантии, абсолютная надёжность, могут управлять абсолютно всем, что есть в доме. И принципиально другой подход к безопасности — профессиональные системы, например INSYTE, работают автономно: функционируют как с интернетом, так и без него, не записывают, не хранят и не передают данные в облако.</w:t>
-      </w:r>
-    </w:p>
-    <w:p/>
-    <w:p>
-      <w:pPr>
-        <w:pStyle w:val="2"/>
-        <w:rPr>
-          <w:color w:val="auto"/>
-        </w:rPr>
-      </w:pPr>
-      <w:r>
-        <w:rPr>
-          <w:color w:val="auto"/>
-        </w:rPr>
-        <w:lastRenderedPageBreak/>
+        <w:t>Минимальный порог входа — около 100 000 рублей. За эти деньги можно собрать беспроводной умный дом: голосовая колонка, несколько умных лампочек и розеток, датчики температуры или протечки. Это, по сути, пробники технологии — они выполняют минимальный набор функций и дают почувствовать, что такое автоматизация быта. Но нужно понимать их ограничения: беспроводные девайсы не работают без интернета, а значит, при обрыве связи дом перестаёт быть умным.</w:t>
+      </w:r>
+    </w:p>
+    <w:p/>
+    <w:p>
+      <w:r>
+        <w:t>Есть и другой аспект, о котором редко говорят открыто. Голосовые колонки записывают фрагменты разговоров и используют их для рекламных алгоритмов: формирования профиля пользователя, понимания его интересов и потребительского поведения. Это подтверждено исследованием Роскачества. Кроме того, при наличии соответствующего запроса правоохранительные органы могут получить эти данные с серверов производителя. Это не повод отказываться от технологии, но это нужно знать.</w:t>
+      </w:r>
+    </w:p>
+    <w:p/>
+    <w:p>
+      <w:r>
+        <w:t>Профессиональный умный дом — от 500 000 до 1 000 000 рублей и выше. Для средней квартиры площадью до 100 кв. м бюджет составит 500–700 тысяч рублей. Для загородного дома площадью около 250 кв. м — от 1 миллиона. В эту сумму входит комплексное управление: освещение, отопление, шторы и жалюзи, домашний кинотеатр, вентиляция, кондиционирование, тёплые полы, телевизоры, удалённый доступ и видеонаблюдение.</w:t>
+      </w:r>
+    </w:p>
+    <w:p/>
+    <w:p>
+      <w:r>
+        <w:t>Это решение другого класса: длительный срок службы оборудования, расширенные гарантии, абсолютная надёжность, управление всем, что есть в доме. И принципиально другой подход к безопасности — профессиональные системы, например INSYTE, работают автономно: функционируют как с интернетом, так и без него, не записывают, не хранят и не передают данные в облако.</w:t>
+      </w:r>
+    </w:p>
+    <w:p/>
+    <w:p/>
+    <w:p>
+      <w:r>
         <w:t>Какие девайсы (датчики, колонки, шторы, свет) москвичи берут чаще всего?</w:t>
       </w:r>
     </w:p>
+    <w:p/>
     <w:p>
       <w:r>
         <w:t>Выбор устройств во многом определяется площадью объекта.</w:t>
@@ -78,7 +71,7 @@
     <w:p/>
     <w:p>
       <w:r>
-        <w:t>В небольших квартирах до 60–80 кв. м преобладают беспроводные решения. Безусловный лидер по популярности — Xiaomi: широкий ассортимент, доступная цена, относительно стабильная работа. Рядом — несколько европейских производителей, которые занимают нишу среди тех, кто готов доплатить за качество сборки.</w:t>
+        <w:t>В небольших квартирах до 60–80 кв. м преобладают беспроводные решения. Безусловный лидер по популярности — Xiaomi: широкий ассортимент, доступная цена, относительно стабильная работа при наличии интернета. Рядом — несколько европейских производителей, которые занимают нишу среди тех, кто готов доплатить за качество сборки. Но они дороже и ввозятся на сегодня только неофициально.</w:t>
       </w:r>
     </w:p>
     <w:p/>
@@ -94,23 +87,16 @@
       </w:r>
     </w:p>
     <w:p/>
-    <w:p>
-      <w:pPr>
-        <w:pStyle w:val="2"/>
-        <w:rPr>
-          <w:color w:val="auto"/>
-        </w:rPr>
-      </w:pPr>
-      <w:r>
-        <w:rPr>
-          <w:color w:val="auto"/>
-        </w:rPr>
+    <w:p/>
+    <w:p>
+      <w:r>
         <w:t>С какими экосистемами (Яндекс, Сбер, VK, Apple) меньше всего проблем при настройке?</w:t>
       </w:r>
     </w:p>
-    <w:p>
-      <w:r>
-        <w:t>Если говорить о потребительском сегменте, меньше всего нареканий при настройке вызывают Apple и Яндекс. Обе экосистемы достаточно зрелые, логичные в настройке и предсказуемые в поведении. Apple — дороже, Яндекс — доступнее, но по удобству работы обе держатся на приемлемом уровне.</w:t>
+    <w:p/>
+    <w:p>
+      <w:r>
+        <w:t>Если говорить о потребительском сегменте, меньше всего нареканий при настройке вызывают Apple и Яндекс. Обе экосистемы достаточно зрелые, логичные в настройке и предсказуемые в поведении. Apple дороже, Яндекс доступнее, но по удобству работы обе держатся на приемлемом уровне.</w:t>
       </w:r>
     </w:p>
     <w:p/>
@@ -122,18 +108,16 @@
     <w:p/>
     <w:p>
       <w:r>
-        <w:t xml:space="preserve">Сбер — наиболее проблемный вариант из представленных. Устройства под брендом </w:t>
-      </w:r>
-      <w:proofErr w:type="spellStart"/>
-      <w:r>
-        <w:t>СберДевайс</w:t>
-      </w:r>
-      <w:proofErr w:type="spellEnd"/>
-      <w:r>
-        <w:t xml:space="preserve"> нестабильны, нередко дают сбои, и системного применения в реальных инсталляциях почти нет. Рынок это зафиксировал: интеграторы их не рекомендуют.</w:t>
-      </w:r>
-    </w:p>
-    <w:p/>
+        <w:t>Сбер — наиболее проблемный вариант из представленных. Устройства под брендом СберДевайс нестабильны, нередко дают сбои, и системного применения в реальных инсталляциях почти нет. Рынок это зафиксировал: интеграторы их не рекомендуют.</w:t>
+      </w:r>
+    </w:p>
+    <w:p/>
+    <w:p/>
+    <w:p>
+      <w:r>
+        <w:t>Эксперт: [Имя, должность, компания]</w:t>
+      </w:r>
+    </w:p>
     <w:p/>
     <w:sectPr>
       <w:pgSz w:w="11906" w:h="16838"/>
@@ -553,7 +537,7 @@
     <w:link w:val="10"/>
     <w:uiPriority w:val="9"/>
     <w:qFormat/>
-    <w:rsid w:val="00B672EB"/>
+    <w:rsid w:val="00BF3082"/>
     <w:pPr>
       <w:keepNext/>
       <w:keepLines/>
@@ -573,9 +557,10 @@
     <w:next w:val="a"/>
     <w:link w:val="20"/>
     <w:uiPriority w:val="9"/>
+    <w:semiHidden/>
     <w:unhideWhenUsed/>
     <w:qFormat/>
-    <w:rsid w:val="00B672EB"/>
+    <w:rsid w:val="00BF3082"/>
     <w:pPr>
       <w:keepNext/>
       <w:keepLines/>
@@ -598,7 +583,7 @@
     <w:semiHidden/>
     <w:unhideWhenUsed/>
     <w:qFormat/>
-    <w:rsid w:val="00B672EB"/>
+    <w:rsid w:val="00BF3082"/>
     <w:pPr>
       <w:keepNext/>
       <w:keepLines/>
@@ -621,7 +606,7 @@
     <w:semiHidden/>
     <w:unhideWhenUsed/>
     <w:qFormat/>
-    <w:rsid w:val="00B672EB"/>
+    <w:rsid w:val="00BF3082"/>
     <w:pPr>
       <w:keepNext/>
       <w:keepLines/>
@@ -644,7 +629,7 @@
     <w:semiHidden/>
     <w:unhideWhenUsed/>
     <w:qFormat/>
-    <w:rsid w:val="00B672EB"/>
+    <w:rsid w:val="00BF3082"/>
     <w:pPr>
       <w:keepNext/>
       <w:keepLines/>
@@ -665,7 +650,7 @@
     <w:semiHidden/>
     <w:unhideWhenUsed/>
     <w:qFormat/>
-    <w:rsid w:val="00B672EB"/>
+    <w:rsid w:val="00BF3082"/>
     <w:pPr>
       <w:keepNext/>
       <w:keepLines/>
@@ -688,7 +673,7 @@
     <w:semiHidden/>
     <w:unhideWhenUsed/>
     <w:qFormat/>
-    <w:rsid w:val="00B672EB"/>
+    <w:rsid w:val="00BF3082"/>
     <w:pPr>
       <w:keepNext/>
       <w:keepLines/>
@@ -709,7 +694,7 @@
     <w:semiHidden/>
     <w:unhideWhenUsed/>
     <w:qFormat/>
-    <w:rsid w:val="00B672EB"/>
+    <w:rsid w:val="00BF3082"/>
     <w:pPr>
       <w:keepNext/>
       <w:keepLines/>
@@ -732,7 +717,7 @@
     <w:semiHidden/>
     <w:unhideWhenUsed/>
     <w:qFormat/>
-    <w:rsid w:val="00B672EB"/>
+    <w:rsid w:val="00BF3082"/>
     <w:pPr>
       <w:keepNext/>
       <w:keepLines/>
@@ -776,7 +761,7 @@
     <w:basedOn w:val="a0"/>
     <w:link w:val="1"/>
     <w:uiPriority w:val="9"/>
-    <w:rsid w:val="00B672EB"/>
+    <w:rsid w:val="00BF3082"/>
     <w:rPr>
       <w:rFonts w:asciiTheme="majorHAnsi" w:eastAsiaTheme="majorEastAsia" w:hAnsiTheme="majorHAnsi" w:cstheme="majorBidi"/>
       <w:color w:val="0F4761" w:themeColor="accent1" w:themeShade="BF"/>
@@ -789,7 +774,8 @@
     <w:basedOn w:val="a0"/>
     <w:link w:val="2"/>
     <w:uiPriority w:val="9"/>
-    <w:rsid w:val="00B672EB"/>
+    <w:semiHidden/>
+    <w:rsid w:val="00BF3082"/>
     <w:rPr>
       <w:rFonts w:asciiTheme="majorHAnsi" w:eastAsiaTheme="majorEastAsia" w:hAnsiTheme="majorHAnsi" w:cstheme="majorBidi"/>
       <w:color w:val="0F4761" w:themeColor="accent1" w:themeShade="BF"/>
@@ -803,7 +789,7 @@
     <w:link w:val="3"/>
     <w:uiPriority w:val="9"/>
     <w:semiHidden/>
-    <w:rsid w:val="00B672EB"/>
+    <w:rsid w:val="00BF3082"/>
     <w:rPr>
       <w:rFonts w:eastAsiaTheme="majorEastAsia" w:cstheme="majorBidi"/>
       <w:color w:val="0F4761" w:themeColor="accent1" w:themeShade="BF"/>
@@ -817,7 +803,7 @@
     <w:link w:val="4"/>
     <w:uiPriority w:val="9"/>
     <w:semiHidden/>
-    <w:rsid w:val="00B672EB"/>
+    <w:rsid w:val="00BF3082"/>
     <w:rPr>
       <w:rFonts w:eastAsiaTheme="majorEastAsia" w:cstheme="majorBidi"/>
       <w:i/>
@@ -831,7 +817,7 @@
     <w:link w:val="5"/>
     <w:uiPriority w:val="9"/>
     <w:semiHidden/>
-    <w:rsid w:val="00B672EB"/>
+    <w:rsid w:val="00BF3082"/>
     <w:rPr>
       <w:rFonts w:eastAsiaTheme="majorEastAsia" w:cstheme="majorBidi"/>
       <w:color w:val="0F4761" w:themeColor="accent1" w:themeShade="BF"/>
@@ -843,7 +829,7 @@
     <w:link w:val="6"/>
     <w:uiPriority w:val="9"/>
     <w:semiHidden/>
-    <w:rsid w:val="00B672EB"/>
+    <w:rsid w:val="00BF3082"/>
     <w:rPr>
       <w:rFonts w:eastAsiaTheme="majorEastAsia" w:cstheme="majorBidi"/>
       <w:i/>
@@ -857,7 +843,7 @@
     <w:link w:val="7"/>
     <w:uiPriority w:val="9"/>
     <w:semiHidden/>
-    <w:rsid w:val="00B672EB"/>
+    <w:rsid w:val="00BF3082"/>
     <w:rPr>
       <w:rFonts w:eastAsiaTheme="majorEastAsia" w:cstheme="majorBidi"/>
       <w:color w:val="595959" w:themeColor="text1" w:themeTint="A6"/>
@@ -869,7 +855,7 @@
     <w:link w:val="8"/>
     <w:uiPriority w:val="9"/>
     <w:semiHidden/>
-    <w:rsid w:val="00B672EB"/>
+    <w:rsid w:val="00BF3082"/>
     <w:rPr>
       <w:rFonts w:eastAsiaTheme="majorEastAsia" w:cstheme="majorBidi"/>
       <w:i/>
@@ -883,7 +869,7 @@
     <w:link w:val="9"/>
     <w:uiPriority w:val="9"/>
     <w:semiHidden/>
-    <w:rsid w:val="00B672EB"/>
+    <w:rsid w:val="00BF3082"/>
     <w:rPr>
       <w:rFonts w:eastAsiaTheme="majorEastAsia" w:cstheme="majorBidi"/>
       <w:color w:val="272727" w:themeColor="text1" w:themeTint="D8"/>
@@ -896,7 +882,7 @@
     <w:link w:val="a4"/>
     <w:uiPriority w:val="10"/>
     <w:qFormat/>
-    <w:rsid w:val="00B672EB"/>
+    <w:rsid w:val="00BF3082"/>
     <w:pPr>
       <w:spacing w:after="80" w:line="240" w:lineRule="auto"/>
       <w:contextualSpacing/>
@@ -914,7 +900,7 @@
     <w:basedOn w:val="a0"/>
     <w:link w:val="a3"/>
     <w:uiPriority w:val="10"/>
-    <w:rsid w:val="00B672EB"/>
+    <w:rsid w:val="00BF3082"/>
     <w:rPr>
       <w:rFonts w:asciiTheme="majorHAnsi" w:eastAsiaTheme="majorEastAsia" w:hAnsiTheme="majorHAnsi" w:cstheme="majorBidi"/>
       <w:spacing w:val="-10"/>
@@ -930,7 +916,7 @@
     <w:link w:val="a6"/>
     <w:uiPriority w:val="11"/>
     <w:qFormat/>
-    <w:rsid w:val="00B672EB"/>
+    <w:rsid w:val="00BF3082"/>
     <w:pPr>
       <w:numPr>
         <w:ilvl w:val="1"/>
@@ -949,7 +935,7 @@
     <w:basedOn w:val="a0"/>
     <w:link w:val="a5"/>
     <w:uiPriority w:val="11"/>
-    <w:rsid w:val="00B672EB"/>
+    <w:rsid w:val="00BF3082"/>
     <w:rPr>
       <w:rFonts w:eastAsiaTheme="majorEastAsia" w:cstheme="majorBidi"/>
       <w:color w:val="595959" w:themeColor="text1" w:themeTint="A6"/>
@@ -965,7 +951,7 @@
     <w:link w:val="22"/>
     <w:uiPriority w:val="29"/>
     <w:qFormat/>
-    <w:rsid w:val="00B672EB"/>
+    <w:rsid w:val="00BF3082"/>
     <w:pPr>
       <w:spacing w:before="160"/>
       <w:jc w:val="center"/>
@@ -981,7 +967,7 @@
     <w:basedOn w:val="a0"/>
     <w:link w:val="21"/>
     <w:uiPriority w:val="29"/>
-    <w:rsid w:val="00B672EB"/>
+    <w:rsid w:val="00BF3082"/>
     <w:rPr>
       <w:i/>
       <w:iCs/>
@@ -993,7 +979,7 @@
     <w:basedOn w:val="a"/>
     <w:uiPriority w:val="34"/>
     <w:qFormat/>
-    <w:rsid w:val="00B672EB"/>
+    <w:rsid w:val="00BF3082"/>
     <w:pPr>
       <w:ind w:left="720"/>
       <w:contextualSpacing/>
@@ -1004,7 +990,7 @@
     <w:basedOn w:val="a0"/>
     <w:uiPriority w:val="21"/>
     <w:qFormat/>
-    <w:rsid w:val="00B672EB"/>
+    <w:rsid w:val="00BF3082"/>
     <w:rPr>
       <w:i/>
       <w:iCs/>
@@ -1018,7 +1004,7 @@
     <w:link w:val="aa"/>
     <w:uiPriority w:val="30"/>
     <w:qFormat/>
-    <w:rsid w:val="00B672EB"/>
+    <w:rsid w:val="00BF3082"/>
     <w:pPr>
       <w:pBdr>
         <w:top w:val="single" w:sz="4" w:space="10" w:color="0F4761" w:themeColor="accent1" w:themeShade="BF"/>
@@ -1039,7 +1025,7 @@
     <w:basedOn w:val="a0"/>
     <w:link w:val="a9"/>
     <w:uiPriority w:val="30"/>
-    <w:rsid w:val="00B672EB"/>
+    <w:rsid w:val="00BF3082"/>
     <w:rPr>
       <w:i/>
       <w:iCs/>
@@ -1051,7 +1037,7 @@
     <w:basedOn w:val="a0"/>
     <w:uiPriority w:val="32"/>
     <w:qFormat/>
-    <w:rsid w:val="00B672EB"/>
+    <w:rsid w:val="00BF3082"/>
     <w:rPr>
       <w:b/>
       <w:bCs/>

--- a/ответы/умный-дом-бюджет-экосистемы.docx
+++ b/ответы/умный-дом-бюджет-экосистемы.docx
@@ -10,12 +10,7 @@
     <w:p/>
     <w:p>
       <w:r>
-        <w:t>Экспертный комментарий для СМИ</w:t>
-      </w:r>
-    </w:p>
-    <w:p>
-      <w:r>
-        <w:t>Дата: 2026-06-16</w:t>
+        <w:t>Вопрос бюджета на умный дом напрямую зависит от того, что именно вы понимаете под этим словосочетанием — и здесь важно сразу разграничить два принципиально разных класса решений.</w:t>
       </w:r>
     </w:p>
     <w:p/>
@@ -28,12 +23,6 @@
     <w:p/>
     <w:p>
       <w:r>
-        <w:t>Вопрос бюджета на умный дом напрямую зависит от того, что именно вы понимаете под этим словосочетанием — и здесь важно сразу разграничить два принципиально разных класса решений.</w:t>
-      </w:r>
-    </w:p>
-    <w:p/>
-    <w:p>
-      <w:r>
         <w:t>Минимальный порог входа — около 100 000 рублей. За эти деньги можно собрать беспроводной умный дом: голосовая колонка, несколько умных лампочек и розеток, датчики температуры или протечки. Это, по сути, пробники технологии — они выполняют минимальный набор функций и дают почувствовать, что такое автоматизация быта. Но нужно понимать их ограничения: беспроводные девайсы не работают без интернета, а значит, при обрыве связи дом перестаёт быть умным.</w:t>
       </w:r>
     </w:p>
@@ -109,13 +98,6 @@
     <w:p>
       <w:r>
         <w:t>Сбер — наиболее проблемный вариант из представленных. Устройства под брендом СберДевайс нестабильны, нередко дают сбои, и системного применения в реальных инсталляциях почти нет. Рынок это зафиксировал: интеграторы их не рекомендуют.</w:t>
-      </w:r>
-    </w:p>
-    <w:p/>
-    <w:p/>
-    <w:p>
-      <w:r>
-        <w:t>Эксперт: [Имя, должность, компания]</w:t>
       </w:r>
     </w:p>
     <w:p/>
@@ -537,7 +519,7 @@
     <w:link w:val="10"/>
     <w:uiPriority w:val="9"/>
     <w:qFormat/>
-    <w:rsid w:val="00BF3082"/>
+    <w:rsid w:val="00032383"/>
     <w:pPr>
       <w:keepNext/>
       <w:keepLines/>
@@ -560,7 +542,7 @@
     <w:semiHidden/>
     <w:unhideWhenUsed/>
     <w:qFormat/>
-    <w:rsid w:val="00BF3082"/>
+    <w:rsid w:val="00032383"/>
     <w:pPr>
       <w:keepNext/>
       <w:keepLines/>
@@ -583,7 +565,7 @@
     <w:semiHidden/>
     <w:unhideWhenUsed/>
     <w:qFormat/>
-    <w:rsid w:val="00BF3082"/>
+    <w:rsid w:val="00032383"/>
     <w:pPr>
       <w:keepNext/>
       <w:keepLines/>
@@ -606,7 +588,7 @@
     <w:semiHidden/>
     <w:unhideWhenUsed/>
     <w:qFormat/>
-    <w:rsid w:val="00BF3082"/>
+    <w:rsid w:val="00032383"/>
     <w:pPr>
       <w:keepNext/>
       <w:keepLines/>
@@ -629,7 +611,7 @@
     <w:semiHidden/>
     <w:unhideWhenUsed/>
     <w:qFormat/>
-    <w:rsid w:val="00BF3082"/>
+    <w:rsid w:val="00032383"/>
     <w:pPr>
       <w:keepNext/>
       <w:keepLines/>
@@ -650,7 +632,7 @@
     <w:semiHidden/>
     <w:unhideWhenUsed/>
     <w:qFormat/>
-    <w:rsid w:val="00BF3082"/>
+    <w:rsid w:val="00032383"/>
     <w:pPr>
       <w:keepNext/>
       <w:keepLines/>
@@ -673,7 +655,7 @@
     <w:semiHidden/>
     <w:unhideWhenUsed/>
     <w:qFormat/>
-    <w:rsid w:val="00BF3082"/>
+    <w:rsid w:val="00032383"/>
     <w:pPr>
       <w:keepNext/>
       <w:keepLines/>
@@ -694,7 +676,7 @@
     <w:semiHidden/>
     <w:unhideWhenUsed/>
     <w:qFormat/>
-    <w:rsid w:val="00BF3082"/>
+    <w:rsid w:val="00032383"/>
     <w:pPr>
       <w:keepNext/>
       <w:keepLines/>
@@ -717,7 +699,7 @@
     <w:semiHidden/>
     <w:unhideWhenUsed/>
     <w:qFormat/>
-    <w:rsid w:val="00BF3082"/>
+    <w:rsid w:val="00032383"/>
     <w:pPr>
       <w:keepNext/>
       <w:keepLines/>
@@ -761,7 +743,7 @@
     <w:basedOn w:val="a0"/>
     <w:link w:val="1"/>
     <w:uiPriority w:val="9"/>
-    <w:rsid w:val="00BF3082"/>
+    <w:rsid w:val="00032383"/>
     <w:rPr>
       <w:rFonts w:asciiTheme="majorHAnsi" w:eastAsiaTheme="majorEastAsia" w:hAnsiTheme="majorHAnsi" w:cstheme="majorBidi"/>
       <w:color w:val="0F4761" w:themeColor="accent1" w:themeShade="BF"/>
@@ -775,7 +757,7 @@
     <w:link w:val="2"/>
     <w:uiPriority w:val="9"/>
     <w:semiHidden/>
-    <w:rsid w:val="00BF3082"/>
+    <w:rsid w:val="00032383"/>
     <w:rPr>
       <w:rFonts w:asciiTheme="majorHAnsi" w:eastAsiaTheme="majorEastAsia" w:hAnsiTheme="majorHAnsi" w:cstheme="majorBidi"/>
       <w:color w:val="0F4761" w:themeColor="accent1" w:themeShade="BF"/>
@@ -789,7 +771,7 @@
     <w:link w:val="3"/>
     <w:uiPriority w:val="9"/>
     <w:semiHidden/>
-    <w:rsid w:val="00BF3082"/>
+    <w:rsid w:val="00032383"/>
     <w:rPr>
       <w:rFonts w:eastAsiaTheme="majorEastAsia" w:cstheme="majorBidi"/>
       <w:color w:val="0F4761" w:themeColor="accent1" w:themeShade="BF"/>
@@ -803,7 +785,7 @@
     <w:link w:val="4"/>
     <w:uiPriority w:val="9"/>
     <w:semiHidden/>
-    <w:rsid w:val="00BF3082"/>
+    <w:rsid w:val="00032383"/>
     <w:rPr>
       <w:rFonts w:eastAsiaTheme="majorEastAsia" w:cstheme="majorBidi"/>
       <w:i/>
@@ -817,7 +799,7 @@
     <w:link w:val="5"/>
     <w:uiPriority w:val="9"/>
     <w:semiHidden/>
-    <w:rsid w:val="00BF3082"/>
+    <w:rsid w:val="00032383"/>
     <w:rPr>
       <w:rFonts w:eastAsiaTheme="majorEastAsia" w:cstheme="majorBidi"/>
       <w:color w:val="0F4761" w:themeColor="accent1" w:themeShade="BF"/>
@@ -829,7 +811,7 @@
     <w:link w:val="6"/>
     <w:uiPriority w:val="9"/>
     <w:semiHidden/>
-    <w:rsid w:val="00BF3082"/>
+    <w:rsid w:val="00032383"/>
     <w:rPr>
       <w:rFonts w:eastAsiaTheme="majorEastAsia" w:cstheme="majorBidi"/>
       <w:i/>
@@ -843,7 +825,7 @@
     <w:link w:val="7"/>
     <w:uiPriority w:val="9"/>
     <w:semiHidden/>
-    <w:rsid w:val="00BF3082"/>
+    <w:rsid w:val="00032383"/>
     <w:rPr>
       <w:rFonts w:eastAsiaTheme="majorEastAsia" w:cstheme="majorBidi"/>
       <w:color w:val="595959" w:themeColor="text1" w:themeTint="A6"/>
@@ -855,7 +837,7 @@
     <w:link w:val="8"/>
     <w:uiPriority w:val="9"/>
     <w:semiHidden/>
-    <w:rsid w:val="00BF3082"/>
+    <w:rsid w:val="00032383"/>
     <w:rPr>
       <w:rFonts w:eastAsiaTheme="majorEastAsia" w:cstheme="majorBidi"/>
       <w:i/>
@@ -869,7 +851,7 @@
     <w:link w:val="9"/>
     <w:uiPriority w:val="9"/>
     <w:semiHidden/>
-    <w:rsid w:val="00BF3082"/>
+    <w:rsid w:val="00032383"/>
     <w:rPr>
       <w:rFonts w:eastAsiaTheme="majorEastAsia" w:cstheme="majorBidi"/>
       <w:color w:val="272727" w:themeColor="text1" w:themeTint="D8"/>
@@ -882,7 +864,7 @@
     <w:link w:val="a4"/>
     <w:uiPriority w:val="10"/>
     <w:qFormat/>
-    <w:rsid w:val="00BF3082"/>
+    <w:rsid w:val="00032383"/>
     <w:pPr>
       <w:spacing w:after="80" w:line="240" w:lineRule="auto"/>
       <w:contextualSpacing/>
@@ -900,7 +882,7 @@
     <w:basedOn w:val="a0"/>
     <w:link w:val="a3"/>
     <w:uiPriority w:val="10"/>
-    <w:rsid w:val="00BF3082"/>
+    <w:rsid w:val="00032383"/>
     <w:rPr>
       <w:rFonts w:asciiTheme="majorHAnsi" w:eastAsiaTheme="majorEastAsia" w:hAnsiTheme="majorHAnsi" w:cstheme="majorBidi"/>
       <w:spacing w:val="-10"/>
@@ -916,7 +898,7 @@
     <w:link w:val="a6"/>
     <w:uiPriority w:val="11"/>
     <w:qFormat/>
-    <w:rsid w:val="00BF3082"/>
+    <w:rsid w:val="00032383"/>
     <w:pPr>
       <w:numPr>
         <w:ilvl w:val="1"/>
@@ -935,7 +917,7 @@
     <w:basedOn w:val="a0"/>
     <w:link w:val="a5"/>
     <w:uiPriority w:val="11"/>
-    <w:rsid w:val="00BF3082"/>
+    <w:rsid w:val="00032383"/>
     <w:rPr>
       <w:rFonts w:eastAsiaTheme="majorEastAsia" w:cstheme="majorBidi"/>
       <w:color w:val="595959" w:themeColor="text1" w:themeTint="A6"/>
@@ -951,7 +933,7 @@
     <w:link w:val="22"/>
     <w:uiPriority w:val="29"/>
     <w:qFormat/>
-    <w:rsid w:val="00BF3082"/>
+    <w:rsid w:val="00032383"/>
     <w:pPr>
       <w:spacing w:before="160"/>
       <w:jc w:val="center"/>
@@ -967,7 +949,7 @@
     <w:basedOn w:val="a0"/>
     <w:link w:val="21"/>
     <w:uiPriority w:val="29"/>
-    <w:rsid w:val="00BF3082"/>
+    <w:rsid w:val="00032383"/>
     <w:rPr>
       <w:i/>
       <w:iCs/>
@@ -979,7 +961,7 @@
     <w:basedOn w:val="a"/>
     <w:uiPriority w:val="34"/>
     <w:qFormat/>
-    <w:rsid w:val="00BF3082"/>
+    <w:rsid w:val="00032383"/>
     <w:pPr>
       <w:ind w:left="720"/>
       <w:contextualSpacing/>
@@ -990,7 +972,7 @@
     <w:basedOn w:val="a0"/>
     <w:uiPriority w:val="21"/>
     <w:qFormat/>
-    <w:rsid w:val="00BF3082"/>
+    <w:rsid w:val="00032383"/>
     <w:rPr>
       <w:i/>
       <w:iCs/>
@@ -1004,7 +986,7 @@
     <w:link w:val="aa"/>
     <w:uiPriority w:val="30"/>
     <w:qFormat/>
-    <w:rsid w:val="00BF3082"/>
+    <w:rsid w:val="00032383"/>
     <w:pPr>
       <w:pBdr>
         <w:top w:val="single" w:sz="4" w:space="10" w:color="0F4761" w:themeColor="accent1" w:themeShade="BF"/>
@@ -1025,7 +1007,7 @@
     <w:basedOn w:val="a0"/>
     <w:link w:val="a9"/>
     <w:uiPriority w:val="30"/>
-    <w:rsid w:val="00BF3082"/>
+    <w:rsid w:val="00032383"/>
     <w:rPr>
       <w:i/>
       <w:iCs/>
@@ -1037,7 +1019,7 @@
     <w:basedOn w:val="a0"/>
     <w:uiPriority w:val="32"/>
     <w:qFormat/>
-    <w:rsid w:val="00BF3082"/>
+    <w:rsid w:val="00032383"/>
     <w:rPr>
       <w:b/>
       <w:bCs/>

--- a/ответы/умный-дом-бюджет-экосистемы.docx
+++ b/ответы/умный-дом-бюджет-экосистемы.docx
@@ -10,45 +10,45 @@
     <w:p/>
     <w:p>
       <w:r>
-        <w:t>Вопрос бюджета на умный дом напрямую зависит от того, что именно вы понимаете под этим словосочетанием — и здесь важно сразу разграничить два принципиально разных класса решений.</w:t>
-      </w:r>
-    </w:p>
-    <w:p/>
-    <w:p/>
-    <w:p>
-      <w:r>
-        <w:t>Каков минимальный и премиальный бюджет на создание «умного дома»?</w:t>
-      </w:r>
-    </w:p>
-    <w:p/>
-    <w:p>
-      <w:r>
-        <w:t>Минимальный порог входа — около 100 000 рублей. За эти деньги можно собрать беспроводной умный дом: голосовая колонка, несколько умных лампочек и розеток, датчики температуры или протечки. Это, по сути, пробники технологии — они выполняют минимальный набор функций и дают почувствовать, что такое автоматизация быта. Но нужно понимать их ограничения: беспроводные девайсы не работают без интернета, а значит, при обрыве связи дом перестаёт быть умным.</w:t>
-      </w:r>
-    </w:p>
-    <w:p/>
-    <w:p>
-      <w:r>
-        <w:t>Есть и другой аспект, о котором редко говорят открыто. Голосовые колонки записывают фрагменты разговоров и используют их для рекламных алгоритмов: формирования профиля пользователя, понимания его интересов и потребительского поведения. Это подтверждено исследованием Роскачества. Кроме того, при наличии соответствующего запроса правоохранительные органы могут получить эти данные с серверов производителя. Это не повод отказываться от технологии, но это нужно знать.</w:t>
-      </w:r>
-    </w:p>
-    <w:p/>
-    <w:p>
-      <w:r>
-        <w:t>Профессиональный умный дом — от 500 000 до 1 000 000 рублей и выше. Для средней квартиры площадью до 100 кв. м бюджет составит 500–700 тысяч рублей. Для загородного дома площадью около 250 кв. м — от 1 миллиона. В эту сумму входит комплексное управление: освещение, отопление, шторы и жалюзи, домашний кинотеатр, вентиляция, кондиционирование, тёплые полы, телевизоры, удалённый доступ и видеонаблюдение.</w:t>
-      </w:r>
-    </w:p>
-    <w:p/>
-    <w:p>
-      <w:r>
-        <w:t>Это решение другого класса: длительный срок службы оборудования, расширенные гарантии, абсолютная надёжность, управление всем, что есть в доме. И принципиально другой подход к безопасности — профессиональные системы, например INSYTE, работают автономно: функционируют как с интернетом, так и без него, не записывают, не хранят и не передают данные в облако.</w:t>
-      </w:r>
-    </w:p>
-    <w:p/>
-    <w:p/>
-    <w:p>
-      <w:r>
-        <w:t>Какие девайсы (датчики, колонки, шторы, свет) москвичи берут чаще всего?</w:t>
+        <w:t>Вопрос бюджета на умный дом напрямую зависит от того, что именно вы понимаете под этим словосочетанием. Здесь важно сразу разграничить два принципиально разных класса решений.</w:t>
+      </w:r>
+    </w:p>
+    <w:p/>
+    <w:p/>
+    <w:p>
+      <w:r>
+        <w:t>Каков минимальный и премиальный бюджет на создание умного дома?</w:t>
+      </w:r>
+    </w:p>
+    <w:p/>
+    <w:p>
+      <w:r>
+        <w:t>Минимальный порог входа находится около 100 000 рублей. За эти деньги можно собрать беспроводной умный дом: голосовая колонка, несколько умных лампочек и розеток, датчики температуры или протечки. Это, по сути, пробники технологии. Они выполняют минимальный набор функций и дают почувствовать, что такое автоматизация быта. Но нужно понимать их ограничения. Беспроводные устройства не работают без интернета, а значит, при обрыве связи дом перестаёт быть умным.</w:t>
+      </w:r>
+    </w:p>
+    <w:p/>
+    <w:p>
+      <w:r>
+        <w:t>Есть и другой аспект, о котором редко говорят открыто. Голосовые колонки записывают фрагменты разговоров и используют их для рекламных алгоритмов, формирования профиля пользователя, понимания его интересов и потребительского поведения. Это подтверждено исследованием Роскачества. Кроме того, при наличии соответствующего запроса правоохранительные органы могут получить эти данные с серверов производителя. Это не повод отказываться от технологии, но это нужно знать.</w:t>
+      </w:r>
+    </w:p>
+    <w:p/>
+    <w:p>
+      <w:r>
+        <w:t>Профессиональный умный дом обойдётся от 500 000 до 1 000 000 рублей и выше. Для средней квартиры площадью до 100 кв. м бюджет составит 500–700 тысяч рублей. Для загородного дома площадью около 250 кв. м сумма начинается от миллиона. В неё входит комплексное управление освещением, отоплением, шторами и жалюзи, домашним кинотеатром, вентиляцией, кондиционированием, тёплыми полами, телевизорами, удалённый доступ и видеонаблюдение.</w:t>
+      </w:r>
+    </w:p>
+    <w:p/>
+    <w:p>
+      <w:r>
+        <w:t>Это решение другого класса с длительным сроком службы оборудования, расширенными гарантиями и абсолютной надёжностью. Такие системы управляют всем, что есть в доме. Подход к безопасности тоже принципиально другой. Профессиональные системы, например INSYTE, работают автономно, функционируют как с интернетом, так и без него, не записывают, не хранят и не передают данные в облако.</w:t>
+      </w:r>
+    </w:p>
+    <w:p/>
+    <w:p/>
+    <w:p>
+      <w:r>
+        <w:t>Какие девайсы, датчики, колонки, шторы и свет москвичи берут чаще всего?</w:t>
       </w:r>
     </w:p>
     <w:p/>
@@ -60,19 +60,19 @@
     <w:p/>
     <w:p>
       <w:r>
-        <w:t>В небольших квартирах до 60–80 кв. м преобладают беспроводные решения. Безусловный лидер по популярности — Xiaomi: широкий ассортимент, доступная цена, относительно стабильная работа при наличии интернета. Рядом — несколько европейских производителей, которые занимают нишу среди тех, кто готов доплатить за качество сборки. Но они дороже и ввозятся на сегодня только неофициально.</w:t>
-      </w:r>
-    </w:p>
-    <w:p/>
-    <w:p>
-      <w:r>
-        <w:t>Устройства Яндекса, Сбера и Apple (за исключением голосовых колонок) в квартирах встречаются значительно реже. Основная причина — они не воспринимаются рынком как надёжные в качестве базовой инфраструктуры умного дома. Колонки — другая история, их берут, но именно как интерфейс голосового управления, а не как основу системы.</w:t>
-      </w:r>
-    </w:p>
-    <w:p/>
-    <w:p>
-      <w:r>
-        <w:t>В домах и крупных квартирах картина меняется: здесь уже речь идёт о профессиональном оборудовании от интеграторов, и выбор уходит в сторону проводных, более надёжных решений.</w:t>
+        <w:t>В небольших квартирах до 60–80 кв. м преобладают беспроводные решения. Безусловный лидер по популярности — Xiaomi с широким ассортиментом, доступной ценой и относительно стабильной работой при наличии интернета. Среди других заметных игроков несколько европейских производителей, которые занимают нишу среди тех, кто готов доплатить за качество сборки. Но они дороже и ввозятся сегодня только неофициально.</w:t>
+      </w:r>
+    </w:p>
+    <w:p/>
+    <w:p>
+      <w:r>
+        <w:t>Устройства Яндекса, Сбера и Apple за исключением голосовых колонок в квартирах встречаются значительно реже. Основная причина в том, что они не воспринимаются рынком как надёжные в качестве базовой инфраструктуры умного дома. Колонки другая история, их берут, но именно как интерфейс голосового управления, а не как основу системы.</w:t>
+      </w:r>
+    </w:p>
+    <w:p/>
+    <w:p>
+      <w:r>
+        <w:t>В домах и крупных квартирах картина меняется. Здесь уже речь идёт о профессиональном оборудовании от интеграторов, и выбор уходит в сторону проводных, более надёжных решений.</w:t>
       </w:r>
     </w:p>
     <w:p/>
@@ -91,13 +91,13 @@
     <w:p/>
     <w:p>
       <w:r>
-        <w:t>VK — пространство, где устройства для умного дома фактически отсутствуют как категория; сталкиваться с ними в реальных проектах практически не приходится.</w:t>
-      </w:r>
-    </w:p>
-    <w:p/>
-    <w:p>
-      <w:r>
-        <w:t>Сбер — наиболее проблемный вариант из представленных. Устройства под брендом СберДевайс нестабильны, нередко дают сбои, и системного применения в реальных инсталляциях почти нет. Рынок это зафиксировал: интеграторы их не рекомендуют.</w:t>
+        <w:t>Устройства для умного дома под брендом VK фактически отсутствуют как категория, сталкиваться с ними в реальных проектах практически не приходится.</w:t>
+      </w:r>
+    </w:p>
+    <w:p/>
+    <w:p>
+      <w:r>
+        <w:t>Сбер выглядит наиболее проблемным вариантом из представленных. Устройства под брендом СберДевайс нестабильны, нередко дают сбои, и системного применения в реальных инсталляциях почти нет. Рынок это зафиксировал, и интеграторы их не рекомендуют.</w:t>
       </w:r>
     </w:p>
     <w:p/>
@@ -519,7 +519,7 @@
     <w:link w:val="10"/>
     <w:uiPriority w:val="9"/>
     <w:qFormat/>
-    <w:rsid w:val="00032383"/>
+    <w:rsid w:val="00F66F52"/>
     <w:pPr>
       <w:keepNext/>
       <w:keepLines/>
@@ -542,7 +542,7 @@
     <w:semiHidden/>
     <w:unhideWhenUsed/>
     <w:qFormat/>
-    <w:rsid w:val="00032383"/>
+    <w:rsid w:val="00F66F52"/>
     <w:pPr>
       <w:keepNext/>
       <w:keepLines/>
@@ -565,7 +565,7 @@
     <w:semiHidden/>
     <w:unhideWhenUsed/>
     <w:qFormat/>
-    <w:rsid w:val="00032383"/>
+    <w:rsid w:val="00F66F52"/>
     <w:pPr>
       <w:keepNext/>
       <w:keepLines/>
@@ -588,7 +588,7 @@
     <w:semiHidden/>
     <w:unhideWhenUsed/>
     <w:qFormat/>
-    <w:rsid w:val="00032383"/>
+    <w:rsid w:val="00F66F52"/>
     <w:pPr>
       <w:keepNext/>
       <w:keepLines/>
@@ -611,7 +611,7 @@
     <w:semiHidden/>
     <w:unhideWhenUsed/>
     <w:qFormat/>
-    <w:rsid w:val="00032383"/>
+    <w:rsid w:val="00F66F52"/>
     <w:pPr>
       <w:keepNext/>
       <w:keepLines/>
@@ -632,7 +632,7 @@
     <w:semiHidden/>
     <w:unhideWhenUsed/>
     <w:qFormat/>
-    <w:rsid w:val="00032383"/>
+    <w:rsid w:val="00F66F52"/>
     <w:pPr>
       <w:keepNext/>
       <w:keepLines/>
@@ -655,7 +655,7 @@
     <w:semiHidden/>
     <w:unhideWhenUsed/>
     <w:qFormat/>
-    <w:rsid w:val="00032383"/>
+    <w:rsid w:val="00F66F52"/>
     <w:pPr>
       <w:keepNext/>
       <w:keepLines/>
@@ -676,7 +676,7 @@
     <w:semiHidden/>
     <w:unhideWhenUsed/>
     <w:qFormat/>
-    <w:rsid w:val="00032383"/>
+    <w:rsid w:val="00F66F52"/>
     <w:pPr>
       <w:keepNext/>
       <w:keepLines/>
@@ -699,7 +699,7 @@
     <w:semiHidden/>
     <w:unhideWhenUsed/>
     <w:qFormat/>
-    <w:rsid w:val="00032383"/>
+    <w:rsid w:val="00F66F52"/>
     <w:pPr>
       <w:keepNext/>
       <w:keepLines/>
@@ -743,7 +743,7 @@
     <w:basedOn w:val="a0"/>
     <w:link w:val="1"/>
     <w:uiPriority w:val="9"/>
-    <w:rsid w:val="00032383"/>
+    <w:rsid w:val="00F66F52"/>
     <w:rPr>
       <w:rFonts w:asciiTheme="majorHAnsi" w:eastAsiaTheme="majorEastAsia" w:hAnsiTheme="majorHAnsi" w:cstheme="majorBidi"/>
       <w:color w:val="0F4761" w:themeColor="accent1" w:themeShade="BF"/>
@@ -757,7 +757,7 @@
     <w:link w:val="2"/>
     <w:uiPriority w:val="9"/>
     <w:semiHidden/>
-    <w:rsid w:val="00032383"/>
+    <w:rsid w:val="00F66F52"/>
     <w:rPr>
       <w:rFonts w:asciiTheme="majorHAnsi" w:eastAsiaTheme="majorEastAsia" w:hAnsiTheme="majorHAnsi" w:cstheme="majorBidi"/>
       <w:color w:val="0F4761" w:themeColor="accent1" w:themeShade="BF"/>
@@ -771,7 +771,7 @@
     <w:link w:val="3"/>
     <w:uiPriority w:val="9"/>
     <w:semiHidden/>
-    <w:rsid w:val="00032383"/>
+    <w:rsid w:val="00F66F52"/>
     <w:rPr>
       <w:rFonts w:eastAsiaTheme="majorEastAsia" w:cstheme="majorBidi"/>
       <w:color w:val="0F4761" w:themeColor="accent1" w:themeShade="BF"/>
@@ -785,7 +785,7 @@
     <w:link w:val="4"/>
     <w:uiPriority w:val="9"/>
     <w:semiHidden/>
-    <w:rsid w:val="00032383"/>
+    <w:rsid w:val="00F66F52"/>
     <w:rPr>
       <w:rFonts w:eastAsiaTheme="majorEastAsia" w:cstheme="majorBidi"/>
       <w:i/>
@@ -799,7 +799,7 @@
     <w:link w:val="5"/>
     <w:uiPriority w:val="9"/>
     <w:semiHidden/>
-    <w:rsid w:val="00032383"/>
+    <w:rsid w:val="00F66F52"/>
     <w:rPr>
       <w:rFonts w:eastAsiaTheme="majorEastAsia" w:cstheme="majorBidi"/>
       <w:color w:val="0F4761" w:themeColor="accent1" w:themeShade="BF"/>
@@ -811,7 +811,7 @@
     <w:link w:val="6"/>
     <w:uiPriority w:val="9"/>
     <w:semiHidden/>
-    <w:rsid w:val="00032383"/>
+    <w:rsid w:val="00F66F52"/>
     <w:rPr>
       <w:rFonts w:eastAsiaTheme="majorEastAsia" w:cstheme="majorBidi"/>
       <w:i/>
@@ -825,7 +825,7 @@
     <w:link w:val="7"/>
     <w:uiPriority w:val="9"/>
     <w:semiHidden/>
-    <w:rsid w:val="00032383"/>
+    <w:rsid w:val="00F66F52"/>
     <w:rPr>
       <w:rFonts w:eastAsiaTheme="majorEastAsia" w:cstheme="majorBidi"/>
       <w:color w:val="595959" w:themeColor="text1" w:themeTint="A6"/>
@@ -837,7 +837,7 @@
     <w:link w:val="8"/>
     <w:uiPriority w:val="9"/>
     <w:semiHidden/>
-    <w:rsid w:val="00032383"/>
+    <w:rsid w:val="00F66F52"/>
     <w:rPr>
       <w:rFonts w:eastAsiaTheme="majorEastAsia" w:cstheme="majorBidi"/>
       <w:i/>
@@ -851,7 +851,7 @@
     <w:link w:val="9"/>
     <w:uiPriority w:val="9"/>
     <w:semiHidden/>
-    <w:rsid w:val="00032383"/>
+    <w:rsid w:val="00F66F52"/>
     <w:rPr>
       <w:rFonts w:eastAsiaTheme="majorEastAsia" w:cstheme="majorBidi"/>
       <w:color w:val="272727" w:themeColor="text1" w:themeTint="D8"/>
@@ -864,7 +864,7 @@
     <w:link w:val="a4"/>
     <w:uiPriority w:val="10"/>
     <w:qFormat/>
-    <w:rsid w:val="00032383"/>
+    <w:rsid w:val="00F66F52"/>
     <w:pPr>
       <w:spacing w:after="80" w:line="240" w:lineRule="auto"/>
       <w:contextualSpacing/>
@@ -882,7 +882,7 @@
     <w:basedOn w:val="a0"/>
     <w:link w:val="a3"/>
     <w:uiPriority w:val="10"/>
-    <w:rsid w:val="00032383"/>
+    <w:rsid w:val="00F66F52"/>
     <w:rPr>
       <w:rFonts w:asciiTheme="majorHAnsi" w:eastAsiaTheme="majorEastAsia" w:hAnsiTheme="majorHAnsi" w:cstheme="majorBidi"/>
       <w:spacing w:val="-10"/>
@@ -898,7 +898,7 @@
     <w:link w:val="a6"/>
     <w:uiPriority w:val="11"/>
     <w:qFormat/>
-    <w:rsid w:val="00032383"/>
+    <w:rsid w:val="00F66F52"/>
     <w:pPr>
       <w:numPr>
         <w:ilvl w:val="1"/>
@@ -917,7 +917,7 @@
     <w:basedOn w:val="a0"/>
     <w:link w:val="a5"/>
     <w:uiPriority w:val="11"/>
-    <w:rsid w:val="00032383"/>
+    <w:rsid w:val="00F66F52"/>
     <w:rPr>
       <w:rFonts w:eastAsiaTheme="majorEastAsia" w:cstheme="majorBidi"/>
       <w:color w:val="595959" w:themeColor="text1" w:themeTint="A6"/>
@@ -933,7 +933,7 @@
     <w:link w:val="22"/>
     <w:uiPriority w:val="29"/>
     <w:qFormat/>
-    <w:rsid w:val="00032383"/>
+    <w:rsid w:val="00F66F52"/>
     <w:pPr>
       <w:spacing w:before="160"/>
       <w:jc w:val="center"/>
@@ -949,7 +949,7 @@
     <w:basedOn w:val="a0"/>
     <w:link w:val="21"/>
     <w:uiPriority w:val="29"/>
-    <w:rsid w:val="00032383"/>
+    <w:rsid w:val="00F66F52"/>
     <w:rPr>
       <w:i/>
       <w:iCs/>
@@ -961,7 +961,7 @@
     <w:basedOn w:val="a"/>
     <w:uiPriority w:val="34"/>
     <w:qFormat/>
-    <w:rsid w:val="00032383"/>
+    <w:rsid w:val="00F66F52"/>
     <w:pPr>
       <w:ind w:left="720"/>
       <w:contextualSpacing/>
@@ -972,7 +972,7 @@
     <w:basedOn w:val="a0"/>
     <w:uiPriority w:val="21"/>
     <w:qFormat/>
-    <w:rsid w:val="00032383"/>
+    <w:rsid w:val="00F66F52"/>
     <w:rPr>
       <w:i/>
       <w:iCs/>
@@ -986,7 +986,7 @@
     <w:link w:val="aa"/>
     <w:uiPriority w:val="30"/>
     <w:qFormat/>
-    <w:rsid w:val="00032383"/>
+    <w:rsid w:val="00F66F52"/>
     <w:pPr>
       <w:pBdr>
         <w:top w:val="single" w:sz="4" w:space="10" w:color="0F4761" w:themeColor="accent1" w:themeShade="BF"/>
@@ -1007,7 +1007,7 @@
     <w:basedOn w:val="a0"/>
     <w:link w:val="a9"/>
     <w:uiPriority w:val="30"/>
-    <w:rsid w:val="00032383"/>
+    <w:rsid w:val="00F66F52"/>
     <w:rPr>
       <w:i/>
       <w:iCs/>
@@ -1019,7 +1019,7 @@
     <w:basedOn w:val="a0"/>
     <w:uiPriority w:val="32"/>
     <w:qFormat/>
-    <w:rsid w:val="00032383"/>
+    <w:rsid w:val="00F66F52"/>
     <w:rPr>
       <w:b/>
       <w:bCs/>

--- a/ответы/умный-дом-бюджет-экосистемы.docx
+++ b/ответы/умный-дом-бюджет-экосистемы.docx
@@ -23,7 +23,7 @@
     <w:p/>
     <w:p>
       <w:r>
-        <w:t>Минимальный порог входа находится около 100 000 рублей. За эти деньги можно собрать беспроводной умный дом: голосовая колонка, несколько умных лампочек и розеток, датчики температуры или протечки. Это, по сути, пробники технологии. Они выполняют минимальный набор функций и дают почувствовать, что такое автоматизация быта. Но нужно понимать их ограничения. Беспроводные устройства не работают без интернета, а значит, при обрыве связи дом перестаёт быть умным.</w:t>
+        <w:t>Минимальный порог входа находится около 100 000 рублей. За эти деньги можно собрать беспроводной умный дом из голосовой колонки, нескольких умных лампочек и розеток, датчиков температуры или протечки. Это, по сути, пробники технологии. Они выполняют минимальный набор функций и дают почувствовать, что такое автоматизация быта. Но нужно понимать их ограничения. Беспроводные устройства не работают без интернета, а значит при обрыве связи дом перестаёт быть умным.</w:t>
       </w:r>
     </w:p>
     <w:p/>
@@ -35,13 +35,13 @@
     <w:p/>
     <w:p>
       <w:r>
-        <w:t>Профессиональный умный дом обойдётся от 500 000 до 1 000 000 рублей и выше. Для средней квартиры площадью до 100 кв. м бюджет составит 500–700 тысяч рублей. Для загородного дома площадью около 250 кв. м сумма начинается от миллиона. В неё входит комплексное управление освещением, отоплением, шторами и жалюзи, домашним кинотеатром, вентиляцией, кондиционированием, тёплыми полами, телевизорами, удалённый доступ и видеонаблюдение.</w:t>
-      </w:r>
-    </w:p>
-    <w:p/>
-    <w:p>
-      <w:r>
-        <w:t>Это решение другого класса с длительным сроком службы оборудования, расширенными гарантиями и абсолютной надёжностью. Такие системы управляют всем, что есть в доме. Подход к безопасности тоже принципиально другой. Профессиональные системы, например INSYTE, работают автономно, функционируют как с интернетом, так и без него, не записывают, не хранят и не передают данные в облако.</w:t>
+        <w:t>Профессиональный умный дом обойдётся от 500 000 до 1 000 000 рублей и выше. Для средней квартиры площадью до 100 кв. м бюджет составит от 500 до 700 тысяч рублей. Для загородного дома площадью около 250 кв. м сумма начинается от миллиона. В неё входит комплексное управление освещением, отоплением, шторами и жалюзи, домашним кинотеатром, вентиляцией, кондиционированием, тёплыми полами, телевизорами, удалённый доступ и видеонаблюдение.</w:t>
+      </w:r>
+    </w:p>
+    <w:p/>
+    <w:p>
+      <w:r>
+        <w:t>Это решение другого класса с длительным сроком службы оборудования, расширенными гарантиями и абсолютной надёжностью. Такие системы управляют всем, что есть в доме. Подход к безопасности здесь тоже принципиально другой. Профессиональные системы, например INSYTE, работают автономно, функционируют как с интернетом, так и без него, не записывают, не хранят и не передают данные в облако.</w:t>
       </w:r>
     </w:p>
     <w:p/>
@@ -60,13 +60,13 @@
     <w:p/>
     <w:p>
       <w:r>
-        <w:t>В небольших квартирах до 60–80 кв. м преобладают беспроводные решения. Безусловный лидер по популярности — Xiaomi с широким ассортиментом, доступной ценой и относительно стабильной работой при наличии интернета. Среди других заметных игроков несколько европейских производителей, которые занимают нишу среди тех, кто готов доплатить за качество сборки. Но они дороже и ввозятся сегодня только неофициально.</w:t>
-      </w:r>
-    </w:p>
-    <w:p/>
-    <w:p>
-      <w:r>
-        <w:t>Устройства Яндекса, Сбера и Apple за исключением голосовых колонок в квартирах встречаются значительно реже. Основная причина в том, что они не воспринимаются рынком как надёжные в качестве базовой инфраструктуры умного дома. Колонки другая история, их берут, но именно как интерфейс голосового управления, а не как основу системы.</w:t>
+        <w:t>В небольших квартирах площадью от 60 до 80 кв. м преобладают беспроводные решения. Безусловный лидер по популярности это Xiaomi с широким ассортиментом, доступной ценой и относительно стабильной работой при наличии интернета. Среди других заметных игроков несколько европейских производителей, которые занимают нишу среди тех, кто готов доплатить за качество сборки. Но они дороже и ввозятся сегодня только неофициально.</w:t>
+      </w:r>
+    </w:p>
+    <w:p/>
+    <w:p>
+      <w:r>
+        <w:t>Устройства Яндекса, Сбера и Apple за исключением голосовых колонок в квартирах встречаются значительно реже. Основная причина в том, что они не воспринимаются рынком как надёжные в качестве базовой инфраструктуры умного дома. Колонки другая история: их берут именно как интерфейс голосового управления, а не как основу системы.</w:t>
       </w:r>
     </w:p>
     <w:p/>
@@ -519,7 +519,7 @@
     <w:link w:val="10"/>
     <w:uiPriority w:val="9"/>
     <w:qFormat/>
-    <w:rsid w:val="00F66F52"/>
+    <w:rsid w:val="00811407"/>
     <w:pPr>
       <w:keepNext/>
       <w:keepLines/>
@@ -542,7 +542,7 @@
     <w:semiHidden/>
     <w:unhideWhenUsed/>
     <w:qFormat/>
-    <w:rsid w:val="00F66F52"/>
+    <w:rsid w:val="00811407"/>
     <w:pPr>
       <w:keepNext/>
       <w:keepLines/>
@@ -565,7 +565,7 @@
     <w:semiHidden/>
     <w:unhideWhenUsed/>
     <w:qFormat/>
-    <w:rsid w:val="00F66F52"/>
+    <w:rsid w:val="00811407"/>
     <w:pPr>
       <w:keepNext/>
       <w:keepLines/>
@@ -588,7 +588,7 @@
     <w:semiHidden/>
     <w:unhideWhenUsed/>
     <w:qFormat/>
-    <w:rsid w:val="00F66F52"/>
+    <w:rsid w:val="00811407"/>
     <w:pPr>
       <w:keepNext/>
       <w:keepLines/>
@@ -611,7 +611,7 @@
     <w:semiHidden/>
     <w:unhideWhenUsed/>
     <w:qFormat/>
-    <w:rsid w:val="00F66F52"/>
+    <w:rsid w:val="00811407"/>
     <w:pPr>
       <w:keepNext/>
       <w:keepLines/>
@@ -632,7 +632,7 @@
     <w:semiHidden/>
     <w:unhideWhenUsed/>
     <w:qFormat/>
-    <w:rsid w:val="00F66F52"/>
+    <w:rsid w:val="00811407"/>
     <w:pPr>
       <w:keepNext/>
       <w:keepLines/>
@@ -655,7 +655,7 @@
     <w:semiHidden/>
     <w:unhideWhenUsed/>
     <w:qFormat/>
-    <w:rsid w:val="00F66F52"/>
+    <w:rsid w:val="00811407"/>
     <w:pPr>
       <w:keepNext/>
       <w:keepLines/>
@@ -676,7 +676,7 @@
     <w:semiHidden/>
     <w:unhideWhenUsed/>
     <w:qFormat/>
-    <w:rsid w:val="00F66F52"/>
+    <w:rsid w:val="00811407"/>
     <w:pPr>
       <w:keepNext/>
       <w:keepLines/>
@@ -699,7 +699,7 @@
     <w:semiHidden/>
     <w:unhideWhenUsed/>
     <w:qFormat/>
-    <w:rsid w:val="00F66F52"/>
+    <w:rsid w:val="00811407"/>
     <w:pPr>
       <w:keepNext/>
       <w:keepLines/>
@@ -743,7 +743,7 @@
     <w:basedOn w:val="a0"/>
     <w:link w:val="1"/>
     <w:uiPriority w:val="9"/>
-    <w:rsid w:val="00F66F52"/>
+    <w:rsid w:val="00811407"/>
     <w:rPr>
       <w:rFonts w:asciiTheme="majorHAnsi" w:eastAsiaTheme="majorEastAsia" w:hAnsiTheme="majorHAnsi" w:cstheme="majorBidi"/>
       <w:color w:val="0F4761" w:themeColor="accent1" w:themeShade="BF"/>
@@ -757,7 +757,7 @@
     <w:link w:val="2"/>
     <w:uiPriority w:val="9"/>
     <w:semiHidden/>
-    <w:rsid w:val="00F66F52"/>
+    <w:rsid w:val="00811407"/>
     <w:rPr>
       <w:rFonts w:asciiTheme="majorHAnsi" w:eastAsiaTheme="majorEastAsia" w:hAnsiTheme="majorHAnsi" w:cstheme="majorBidi"/>
       <w:color w:val="0F4761" w:themeColor="accent1" w:themeShade="BF"/>
@@ -771,7 +771,7 @@
     <w:link w:val="3"/>
     <w:uiPriority w:val="9"/>
     <w:semiHidden/>
-    <w:rsid w:val="00F66F52"/>
+    <w:rsid w:val="00811407"/>
     <w:rPr>
       <w:rFonts w:eastAsiaTheme="majorEastAsia" w:cstheme="majorBidi"/>
       <w:color w:val="0F4761" w:themeColor="accent1" w:themeShade="BF"/>
@@ -785,7 +785,7 @@
     <w:link w:val="4"/>
     <w:uiPriority w:val="9"/>
     <w:semiHidden/>
-    <w:rsid w:val="00F66F52"/>
+    <w:rsid w:val="00811407"/>
     <w:rPr>
       <w:rFonts w:eastAsiaTheme="majorEastAsia" w:cstheme="majorBidi"/>
       <w:i/>
@@ -799,7 +799,7 @@
     <w:link w:val="5"/>
     <w:uiPriority w:val="9"/>
     <w:semiHidden/>
-    <w:rsid w:val="00F66F52"/>
+    <w:rsid w:val="00811407"/>
     <w:rPr>
       <w:rFonts w:eastAsiaTheme="majorEastAsia" w:cstheme="majorBidi"/>
       <w:color w:val="0F4761" w:themeColor="accent1" w:themeShade="BF"/>
@@ -811,7 +811,7 @@
     <w:link w:val="6"/>
     <w:uiPriority w:val="9"/>
     <w:semiHidden/>
-    <w:rsid w:val="00F66F52"/>
+    <w:rsid w:val="00811407"/>
     <w:rPr>
       <w:rFonts w:eastAsiaTheme="majorEastAsia" w:cstheme="majorBidi"/>
       <w:i/>
@@ -825,7 +825,7 @@
     <w:link w:val="7"/>
     <w:uiPriority w:val="9"/>
     <w:semiHidden/>
-    <w:rsid w:val="00F66F52"/>
+    <w:rsid w:val="00811407"/>
     <w:rPr>
       <w:rFonts w:eastAsiaTheme="majorEastAsia" w:cstheme="majorBidi"/>
       <w:color w:val="595959" w:themeColor="text1" w:themeTint="A6"/>
@@ -837,7 +837,7 @@
     <w:link w:val="8"/>
     <w:uiPriority w:val="9"/>
     <w:semiHidden/>
-    <w:rsid w:val="00F66F52"/>
+    <w:rsid w:val="00811407"/>
     <w:rPr>
       <w:rFonts w:eastAsiaTheme="majorEastAsia" w:cstheme="majorBidi"/>
       <w:i/>
@@ -851,7 +851,7 @@
     <w:link w:val="9"/>
     <w:uiPriority w:val="9"/>
     <w:semiHidden/>
-    <w:rsid w:val="00F66F52"/>
+    <w:rsid w:val="00811407"/>
     <w:rPr>
       <w:rFonts w:eastAsiaTheme="majorEastAsia" w:cstheme="majorBidi"/>
       <w:color w:val="272727" w:themeColor="text1" w:themeTint="D8"/>
@@ -864,7 +864,7 @@
     <w:link w:val="a4"/>
     <w:uiPriority w:val="10"/>
     <w:qFormat/>
-    <w:rsid w:val="00F66F52"/>
+    <w:rsid w:val="00811407"/>
     <w:pPr>
       <w:spacing w:after="80" w:line="240" w:lineRule="auto"/>
       <w:contextualSpacing/>
@@ -882,7 +882,7 @@
     <w:basedOn w:val="a0"/>
     <w:link w:val="a3"/>
     <w:uiPriority w:val="10"/>
-    <w:rsid w:val="00F66F52"/>
+    <w:rsid w:val="00811407"/>
     <w:rPr>
       <w:rFonts w:asciiTheme="majorHAnsi" w:eastAsiaTheme="majorEastAsia" w:hAnsiTheme="majorHAnsi" w:cstheme="majorBidi"/>
       <w:spacing w:val="-10"/>
@@ -898,7 +898,7 @@
     <w:link w:val="a6"/>
     <w:uiPriority w:val="11"/>
     <w:qFormat/>
-    <w:rsid w:val="00F66F52"/>
+    <w:rsid w:val="00811407"/>
     <w:pPr>
       <w:numPr>
         <w:ilvl w:val="1"/>
@@ -917,7 +917,7 @@
     <w:basedOn w:val="a0"/>
     <w:link w:val="a5"/>
     <w:uiPriority w:val="11"/>
-    <w:rsid w:val="00F66F52"/>
+    <w:rsid w:val="00811407"/>
     <w:rPr>
       <w:rFonts w:eastAsiaTheme="majorEastAsia" w:cstheme="majorBidi"/>
       <w:color w:val="595959" w:themeColor="text1" w:themeTint="A6"/>
@@ -933,7 +933,7 @@
     <w:link w:val="22"/>
     <w:uiPriority w:val="29"/>
     <w:qFormat/>
-    <w:rsid w:val="00F66F52"/>
+    <w:rsid w:val="00811407"/>
     <w:pPr>
       <w:spacing w:before="160"/>
       <w:jc w:val="center"/>
@@ -949,7 +949,7 @@
     <w:basedOn w:val="a0"/>
     <w:link w:val="21"/>
     <w:uiPriority w:val="29"/>
-    <w:rsid w:val="00F66F52"/>
+    <w:rsid w:val="00811407"/>
     <w:rPr>
       <w:i/>
       <w:iCs/>
@@ -961,7 +961,7 @@
     <w:basedOn w:val="a"/>
     <w:uiPriority w:val="34"/>
     <w:qFormat/>
-    <w:rsid w:val="00F66F52"/>
+    <w:rsid w:val="00811407"/>
     <w:pPr>
       <w:ind w:left="720"/>
       <w:contextualSpacing/>
@@ -972,7 +972,7 @@
     <w:basedOn w:val="a0"/>
     <w:uiPriority w:val="21"/>
     <w:qFormat/>
-    <w:rsid w:val="00F66F52"/>
+    <w:rsid w:val="00811407"/>
     <w:rPr>
       <w:i/>
       <w:iCs/>
@@ -986,7 +986,7 @@
     <w:link w:val="aa"/>
     <w:uiPriority w:val="30"/>
     <w:qFormat/>
-    <w:rsid w:val="00F66F52"/>
+    <w:rsid w:val="00811407"/>
     <w:pPr>
       <w:pBdr>
         <w:top w:val="single" w:sz="4" w:space="10" w:color="0F4761" w:themeColor="accent1" w:themeShade="BF"/>
@@ -1007,7 +1007,7 @@
     <w:basedOn w:val="a0"/>
     <w:link w:val="a9"/>
     <w:uiPriority w:val="30"/>
-    <w:rsid w:val="00F66F52"/>
+    <w:rsid w:val="00811407"/>
     <w:rPr>
       <w:i/>
       <w:iCs/>
@@ -1019,7 +1019,7 @@
     <w:basedOn w:val="a0"/>
     <w:uiPriority w:val="32"/>
     <w:qFormat/>
-    <w:rsid w:val="00F66F52"/>
+    <w:rsid w:val="00811407"/>
     <w:rPr>
       <w:b/>
       <w:bCs/>
